--- a/templates/docx/page-outline.docx
+++ b/templates/docx/page-outline.docx
@@ -56,7 +56,7 @@
           <w:color w:val="ED1B24"/>
           <w:sz w:val="16"/>
         </w:rPr>
-        <w:t>Gate 4   |   Routes: light / standard / full   |   Version: v0.1 draft → v1.0 on approval → v1.1 after a logged change</w:t>
+        <w:t>Approval: page outlines   |   Routes: light / standard / full   |   Version: v0.1 draft → v1.0 on approval → v1.1 after a logged change</w:t>
       </w:r>
     </w:p>
     <w:tbl>
